--- a/apps/api/templates/modelo-03.docx
+++ b/apps/api/templates/modelo-03.docx
@@ -7,14 +7,14 @@
         <w:spacing w:before="0" w:after="60"/>
         <w:ind w:left="0"/>
         <w:pBdr>
-          <w:bottom w:val="single" w:sz="10" w:color="008B91" w:space="5"/>
+          <w:bottom w:val="single" w:sz="10" w:color="000000" w:space="5"/>
         </w:pBdr>
       </w:pPr>
       <w:r>
         <w:rPr>
           <w:rFonts w:ascii="Aptos" w:hAnsi="Aptos"/>
           <w:b/>
-          <w:color w:val="162839"/>
+          <w:color w:val="000000"/>
           <w:sz w:val="44"/>
         </w:rPr>
         <w:t>{fullName}</w:t>
@@ -29,7 +29,7 @@
         <w:rPr>
           <w:rFonts w:ascii="Aptos" w:hAnsi="Aptos"/>
           <w:b w:val="0"/>
-          <w:color w:val="5F6F7E"/>
+          <w:color w:val="000000"/>
           <w:sz w:val="16"/>
         </w:rPr>
         <w:t>{contact}</w:t>
@@ -44,7 +44,7 @@
         <w:rPr>
           <w:rFonts w:ascii="Aptos" w:hAnsi="Aptos"/>
           <w:b w:val="0"/>
-          <w:color w:val="FFFFFF"/>
+          <w:color w:val="000000"/>
           <w:sz w:val="2"/>
         </w:rPr>
         <w:t>{#hasSummary}</w:t>
@@ -55,14 +55,14 @@
         <w:spacing w:before="260" w:after="160"/>
         <w:ind w:left="0"/>
         <w:pBdr>
-          <w:bottom w:val="single" w:sz="10" w:color="008B91" w:space="5"/>
+          <w:bottom w:val="single" w:sz="10" w:color="000000" w:space="5"/>
         </w:pBdr>
       </w:pPr>
       <w:r>
         <w:rPr>
           <w:rFonts w:ascii="Aptos" w:hAnsi="Aptos"/>
           <w:b/>
-          <w:color w:val="007E87"/>
+          <w:color w:val="000000"/>
           <w:sz w:val="20"/>
         </w:rPr>
         <w:t>PERFIL PROFISSIONAL</w:t>
@@ -77,7 +77,7 @@
         <w:rPr>
           <w:rFonts w:ascii="Aptos" w:hAnsi="Aptos"/>
           <w:b w:val="0"/>
-          <w:color w:val="162839"/>
+          <w:color w:val="000000"/>
           <w:sz w:val="18"/>
         </w:rPr>
         <w:t>{summary}</w:t>
@@ -92,7 +92,7 @@
         <w:rPr>
           <w:rFonts w:ascii="Aptos" w:hAnsi="Aptos"/>
           <w:b w:val="0"/>
-          <w:color w:val="FFFFFF"/>
+          <w:color w:val="000000"/>
           <w:sz w:val="2"/>
         </w:rPr>
         <w:t>{/hasSummary}</w:t>
@@ -107,7 +107,7 @@
         <w:rPr>
           <w:rFonts w:ascii="Aptos" w:hAnsi="Aptos"/>
           <w:b w:val="0"/>
-          <w:color w:val="FFFFFF"/>
+          <w:color w:val="000000"/>
           <w:sz w:val="2"/>
         </w:rPr>
         <w:t>{#hasSkills}</w:t>
@@ -118,14 +118,14 @@
         <w:spacing w:before="260" w:after="160"/>
         <w:ind w:left="0"/>
         <w:pBdr>
-          <w:bottom w:val="single" w:sz="10" w:color="008B91" w:space="5"/>
+          <w:bottom w:val="single" w:sz="10" w:color="000000" w:space="5"/>
         </w:pBdr>
       </w:pPr>
       <w:r>
         <w:rPr>
           <w:rFonts w:ascii="Aptos" w:hAnsi="Aptos"/>
           <w:b/>
-          <w:color w:val="007E87"/>
+          <w:color w:val="000000"/>
           <w:sz w:val="20"/>
         </w:rPr>
         <w:t>COMPETÊNCIAS TÉCNICAS</w:t>
@@ -140,7 +140,7 @@
         <w:rPr>
           <w:rFonts w:ascii="Aptos" w:hAnsi="Aptos"/>
           <w:b w:val="0"/>
-          <w:color w:val="FFFFFF"/>
+          <w:color w:val="000000"/>
           <w:sz w:val="2"/>
         </w:rPr>
         <w:t>{#skills}</w:t>
@@ -155,7 +155,7 @@
         <w:rPr>
           <w:rFonts w:ascii="Aptos" w:hAnsi="Aptos"/>
           <w:b w:val="0"/>
-          <w:color w:val="162839"/>
+          <w:color w:val="000000"/>
           <w:sz w:val="18"/>
         </w:rPr>
         <w:t>•  {name}</w:t>
@@ -170,7 +170,7 @@
         <w:rPr>
           <w:rFonts w:ascii="Aptos" w:hAnsi="Aptos"/>
           <w:b w:val="0"/>
-          <w:color w:val="FFFFFF"/>
+          <w:color w:val="000000"/>
           <w:sz w:val="2"/>
         </w:rPr>
         <w:t>{/skills}</w:t>
@@ -185,7 +185,7 @@
         <w:rPr>
           <w:rFonts w:ascii="Aptos" w:hAnsi="Aptos"/>
           <w:b w:val="0"/>
-          <w:color w:val="FFFFFF"/>
+          <w:color w:val="000000"/>
           <w:sz w:val="2"/>
         </w:rPr>
         <w:t>{/hasSkills}</w:t>
@@ -200,7 +200,7 @@
         <w:rPr>
           <w:rFonts w:ascii="Aptos" w:hAnsi="Aptos"/>
           <w:b w:val="0"/>
-          <w:color w:val="FFFFFF"/>
+          <w:color w:val="000000"/>
           <w:sz w:val="2"/>
         </w:rPr>
         <w:t>{#hasExperiences}</w:t>
@@ -211,14 +211,14 @@
         <w:spacing w:before="260" w:after="160"/>
         <w:ind w:left="0"/>
         <w:pBdr>
-          <w:bottom w:val="single" w:sz="10" w:color="008B91" w:space="5"/>
+          <w:bottom w:val="single" w:sz="10" w:color="000000" w:space="5"/>
         </w:pBdr>
       </w:pPr>
       <w:r>
         <w:rPr>
           <w:rFonts w:ascii="Aptos" w:hAnsi="Aptos"/>
           <w:b/>
-          <w:color w:val="007E87"/>
+          <w:color w:val="000000"/>
           <w:sz w:val="20"/>
         </w:rPr>
         <w:t>EXPERIÊNCIA E PROJETOS</w:t>
@@ -233,7 +233,7 @@
         <w:rPr>
           <w:rFonts w:ascii="Aptos" w:hAnsi="Aptos"/>
           <w:b w:val="0"/>
-          <w:color w:val="FFFFFF"/>
+          <w:color w:val="000000"/>
           <w:sz w:val="2"/>
         </w:rPr>
         <w:t>{#experiences}</w:t>
@@ -249,14 +249,14 @@
       <w:r>
         <w:rPr>
           <w:b/>
-          <w:color w:val="162839"/>
-          <w:sz w:val="20"/>
+          <w:color w:val="000000"/>
+          <w:sz w:val="24"/>
         </w:rPr>
         <w:t>{role}</w:t>
       </w:r>
       <w:r>
         <w:rPr>
-          <w:color w:val="5F6F7E"/>
+          <w:color w:val="000000"/>
           <w:sz w:val="16"/>
         </w:rPr>
         <w:tab/>
@@ -272,8 +272,8 @@
         <w:rPr>
           <w:rFonts w:ascii="Aptos" w:hAnsi="Aptos"/>
           <w:b/>
-          <w:color w:val="007E87"/>
-          <w:sz w:val="18"/>
+          <w:color w:val="000000"/>
+          <w:sz w:val="24"/>
         </w:rPr>
         <w:t>{company}</w:t>
       </w:r>
@@ -287,7 +287,7 @@
         <w:rPr>
           <w:rFonts w:ascii="Aptos" w:hAnsi="Aptos"/>
           <w:b w:val="0"/>
-          <w:color w:val="162839"/>
+          <w:color w:val="000000"/>
           <w:sz w:val="18"/>
         </w:rPr>
         <w:t>{description}</w:t>
@@ -302,7 +302,7 @@
         <w:rPr>
           <w:rFonts w:ascii="Aptos" w:hAnsi="Aptos"/>
           <w:b w:val="0"/>
-          <w:color w:val="FFFFFF"/>
+          <w:color w:val="000000"/>
           <w:sz w:val="2"/>
         </w:rPr>
         <w:t>{/experiences}</w:t>
@@ -317,7 +317,7 @@
         <w:rPr>
           <w:rFonts w:ascii="Aptos" w:hAnsi="Aptos"/>
           <w:b w:val="0"/>
-          <w:color w:val="FFFFFF"/>
+          <w:color w:val="000000"/>
           <w:sz w:val="2"/>
         </w:rPr>
         <w:t>{/hasExperiences}</w:t>
@@ -332,7 +332,7 @@
         <w:rPr>
           <w:rFonts w:ascii="Aptos" w:hAnsi="Aptos"/>
           <w:b w:val="0"/>
-          <w:color w:val="FFFFFF"/>
+          <w:color w:val="000000"/>
           <w:sz w:val="2"/>
         </w:rPr>
         <w:t>{#hasEducation}</w:t>
@@ -343,14 +343,14 @@
         <w:spacing w:before="260" w:after="160"/>
         <w:ind w:left="0"/>
         <w:pBdr>
-          <w:bottom w:val="single" w:sz="10" w:color="008B91" w:space="5"/>
+          <w:bottom w:val="single" w:sz="10" w:color="000000" w:space="5"/>
         </w:pBdr>
       </w:pPr>
       <w:r>
         <w:rPr>
           <w:rFonts w:ascii="Aptos" w:hAnsi="Aptos"/>
           <w:b/>
-          <w:color w:val="007E87"/>
+          <w:color w:val="000000"/>
           <w:sz w:val="20"/>
         </w:rPr>
         <w:t>FORMAÇÃO</w:t>
@@ -365,7 +365,7 @@
         <w:rPr>
           <w:rFonts w:ascii="Aptos" w:hAnsi="Aptos"/>
           <w:b w:val="0"/>
-          <w:color w:val="FFFFFF"/>
+          <w:color w:val="000000"/>
           <w:sz w:val="2"/>
         </w:rPr>
         <w:t>{#education}</w:t>
@@ -381,14 +381,14 @@
       <w:r>
         <w:rPr>
           <w:b/>
-          <w:color w:val="162839"/>
+          <w:color w:val="000000"/>
           <w:sz w:val="18"/>
         </w:rPr>
         <w:t>{course}</w:t>
       </w:r>
       <w:r>
         <w:rPr>
-          <w:color w:val="5F6F7E"/>
+          <w:color w:val="000000"/>
           <w:sz w:val="16"/>
         </w:rPr>
         <w:tab/>
@@ -404,7 +404,7 @@
         <w:rPr>
           <w:rFonts w:ascii="Aptos" w:hAnsi="Aptos"/>
           <w:b w:val="0"/>
-          <w:color w:val="5F6F7E"/>
+          <w:color w:val="000000"/>
           <w:sz w:val="18"/>
         </w:rPr>
         <w:t>{institution}</w:t>
@@ -419,7 +419,7 @@
         <w:rPr>
           <w:rFonts w:ascii="Aptos" w:hAnsi="Aptos"/>
           <w:b w:val="0"/>
-          <w:color w:val="FFFFFF"/>
+          <w:color w:val="000000"/>
           <w:sz w:val="2"/>
         </w:rPr>
         <w:t>{/education}</w:t>
@@ -434,7 +434,7 @@
         <w:rPr>
           <w:rFonts w:ascii="Aptos" w:hAnsi="Aptos"/>
           <w:b w:val="0"/>
-          <w:color w:val="FFFFFF"/>
+          <w:color w:val="000000"/>
           <w:sz w:val="2"/>
         </w:rPr>
         <w:t>{/hasEducation}</w:t>
@@ -1121,7 +1121,7 @@
       <w:rFonts w:asciiTheme="majorHAnsi" w:eastAsiaTheme="majorEastAsia" w:hAnsiTheme="majorHAnsi" w:cstheme="majorBidi"/>
       <w:b/>
       <w:bCs/>
-      <w:color w:val="365F91" w:themeColor="accent1" w:themeShade="BF"/>
+      <w:color w:val="000000"/>
       <w:sz w:val="28"/>
       <w:szCs w:val="28"/>
     </w:rPr>
@@ -1136,7 +1136,7 @@
       <w:rFonts w:asciiTheme="majorHAnsi" w:eastAsiaTheme="majorEastAsia" w:hAnsiTheme="majorHAnsi" w:cstheme="majorBidi"/>
       <w:b/>
       <w:bCs/>
-      <w:color w:val="4F81BD" w:themeColor="accent1"/>
+      <w:color w:val="000000"/>
       <w:sz w:val="26"/>
       <w:szCs w:val="26"/>
     </w:rPr>
@@ -1151,7 +1151,7 @@
       <w:rFonts w:asciiTheme="majorHAnsi" w:eastAsiaTheme="majorEastAsia" w:hAnsiTheme="majorHAnsi" w:cstheme="majorBidi"/>
       <w:b/>
       <w:bCs/>
-      <w:color w:val="4F81BD" w:themeColor="accent1"/>
+      <w:color w:val="000000"/>
     </w:rPr>
   </w:style>
   <w:style w:type="paragraph" w:styleId="Title">
@@ -1186,7 +1186,7 @@
     <w:rsid w:val="00FC693F"/>
     <w:rPr>
       <w:rFonts w:asciiTheme="majorHAnsi" w:eastAsiaTheme="majorEastAsia" w:hAnsiTheme="majorHAnsi" w:cstheme="majorBidi"/>
-      <w:color w:val="17365D" w:themeColor="text2" w:themeShade="BF"/>
+      <w:color w:val="000000"/>
       <w:spacing w:val="5"/>
       <w:kern w:val="28"/>
       <w:sz w:val="52"/>
@@ -1226,7 +1226,7 @@
       <w:rFonts w:asciiTheme="majorHAnsi" w:eastAsiaTheme="majorEastAsia" w:hAnsiTheme="majorHAnsi" w:cstheme="majorBidi"/>
       <w:i/>
       <w:iCs/>
-      <w:color w:val="4F81BD" w:themeColor="accent1"/>
+      <w:color w:val="000000"/>
       <w:spacing w:val="15"/>
       <w:sz w:val="24"/>
       <w:szCs w:val="24"/>
@@ -1510,7 +1510,7 @@
     <w:rPr>
       <w:i/>
       <w:iCs/>
-      <w:color w:val="000000" w:themeColor="text1"/>
+      <w:color w:val="000000"/>
     </w:rPr>
   </w:style>
   <w:style w:type="character" w:customStyle="1" w:styleId="Heading4Char">
@@ -1526,7 +1526,7 @@
       <w:bCs/>
       <w:i/>
       <w:iCs/>
-      <w:color w:val="4F81BD" w:themeColor="accent1"/>
+      <w:color w:val="000000"/>
     </w:rPr>
   </w:style>
   <w:style w:type="character" w:customStyle="1" w:styleId="Heading5Char">
@@ -1538,7 +1538,7 @@
     <w:rsid w:val="00FC693F"/>
     <w:rPr>
       <w:rFonts w:asciiTheme="majorHAnsi" w:eastAsiaTheme="majorEastAsia" w:hAnsiTheme="majorHAnsi" w:cstheme="majorBidi"/>
-      <w:color w:val="243F60" w:themeColor="accent1" w:themeShade="7F"/>
+      <w:color w:val="000000"/>
     </w:rPr>
   </w:style>
   <w:style w:type="character" w:customStyle="1" w:styleId="Heading6Char">
@@ -1552,7 +1552,7 @@
       <w:rFonts w:asciiTheme="majorHAnsi" w:eastAsiaTheme="majorEastAsia" w:hAnsiTheme="majorHAnsi" w:cstheme="majorBidi"/>
       <w:i/>
       <w:iCs/>
-      <w:color w:val="243F60" w:themeColor="accent1" w:themeShade="7F"/>
+      <w:color w:val="000000"/>
     </w:rPr>
   </w:style>
   <w:style w:type="character" w:customStyle="1" w:styleId="Heading7Char">
@@ -1566,7 +1566,7 @@
       <w:rFonts w:asciiTheme="majorHAnsi" w:eastAsiaTheme="majorEastAsia" w:hAnsiTheme="majorHAnsi" w:cstheme="majorBidi"/>
       <w:i/>
       <w:iCs/>
-      <w:color w:val="404040" w:themeColor="text1" w:themeTint="BF"/>
+      <w:color w:val="000000"/>
     </w:rPr>
   </w:style>
   <w:style w:type="character" w:customStyle="1" w:styleId="Heading8Char">
@@ -1578,7 +1578,7 @@
     <w:rsid w:val="00FC693F"/>
     <w:rPr>
       <w:rFonts w:asciiTheme="majorHAnsi" w:eastAsiaTheme="majorEastAsia" w:hAnsiTheme="majorHAnsi" w:cstheme="majorBidi"/>
-      <w:color w:val="4F81BD" w:themeColor="accent1"/>
+      <w:color w:val="000000"/>
       <w:sz w:val="20"/>
       <w:szCs w:val="20"/>
     </w:rPr>
@@ -1594,7 +1594,7 @@
       <w:rFonts w:asciiTheme="majorHAnsi" w:eastAsiaTheme="majorEastAsia" w:hAnsiTheme="majorHAnsi" w:cstheme="majorBidi"/>
       <w:i/>
       <w:iCs/>
-      <w:color w:val="404040" w:themeColor="text1" w:themeTint="BF"/>
+      <w:color w:val="000000"/>
       <w:sz w:val="20"/>
       <w:szCs w:val="20"/>
     </w:rPr>
@@ -1675,7 +1675,7 @@
       <w:bCs/>
       <w:i/>
       <w:iCs/>
-      <w:color w:val="4F81BD" w:themeColor="accent1"/>
+      <w:color w:val="000000"/>
     </w:rPr>
   </w:style>
   <w:style w:type="character" w:styleId="SubtleEmphasis">
